--- a/Documentation/Misc writeups/Ecospace Zonal Effort Plug-in.docx
+++ b/Documentation/Misc writeups/Ecospace Zonal Effort Plug-in.docx
@@ -139,35 +139,44 @@
       </w:r>
     </w:p>
     <w:p>
-      <w:r>
-        <w:t>The time series may be sparse:</w:t>
-      </w:r>
-    </w:p>
-    <w:p>
-      <w:pPr>
+      <w:pPr>
+        <w:pStyle w:val="ListParagraph"/>
         <w:numPr>
           <w:ilvl w:val="0"/>
-          <w:numId w:val="3"/>
+          <w:numId w:val="13"/>
         </w:numPr>
       </w:pPr>
       <w:r>
-        <w:t>Not all fleets need to be defined at all time steps.</w:t>
-      </w:r>
-    </w:p>
-    <w:p>
-      <w:pPr>
+        <w:t>The time series may be sparse:</w:t>
+      </w:r>
+    </w:p>
+    <w:p>
+      <w:pPr>
+        <w:pStyle w:val="ListParagraph"/>
         <w:numPr>
           <w:ilvl w:val="0"/>
-          <w:numId w:val="3"/>
+          <w:numId w:val="13"/>
         </w:numPr>
       </w:pPr>
       <w:r>
+        <w:t>Not all fleets need to be defined at all time steps.</w:t>
+      </w:r>
+    </w:p>
+    <w:p>
+      <w:pPr>
+        <w:pStyle w:val="ListParagraph"/>
+        <w:numPr>
+          <w:ilvl w:val="0"/>
+          <w:numId w:val="13"/>
+        </w:numPr>
+      </w:pPr>
+      <w:r>
+        <w:t>Missing values may be interpreted according to default behaviour (e.g., no allocation change).</w:t>
+      </w:r>
+    </w:p>
+    <w:p>
+      <w:r>
         <w:lastRenderedPageBreak/>
-        <w:t>Missing values may be interpreted according to default behaviour (e.g., no allocation change).</w:t>
-      </w:r>
-    </w:p>
-    <w:p>
-      <w:r>
         <w:t>Each record effectively defines:</w:t>
       </w:r>
     </w:p>
@@ -238,10 +247,11 @@
           <m:r>
             <w:br/>
           </m:r>
+          <m:r>
+            <w:br/>
+          </m:r>
         </m:oMath>
       </m:oMathPara>
-    </w:p>
-    <w:p>
       <w:r>
         <w:t>Under this assumption, the total fleet effort provided by Ecosim is proportionally distributed among zones according to the specified shares.</w:t>
       </w:r>
@@ -427,7 +437,6 @@
     </w:p>
     <w:p>
       <w:r>
-        <w:lastRenderedPageBreak/>
         <w:t xml:space="preserve">For example, in </w:t>
       </w:r>
       <w:r>
@@ -443,6 +452,7 @@
     </w:p>
     <w:p>
       <w:r>
+        <w:lastRenderedPageBreak/>
         <w:t>By explicitly controlling inter-regional effort allocation, the plug-in enhances the realism, transparency, and interpretability of large-scale Ecospace applications.</w:t>
       </w:r>
     </w:p>
@@ -458,7 +468,470 @@
       <w:r>
         <w:t>When installed, the plug-in nests itself in the Ecospace fisheries input nodes</w:t>
       </w:r>
-    </w:p>
+      <w:r>
+        <w:t xml:space="preserve"> (</w:t>
+      </w:r>
+      <w:r>
+        <w:fldChar w:fldCharType="begin"/>
+      </w:r>
+      <w:r>
+        <w:instrText xml:space="preserve"> REF _Ref223432275 \h </w:instrText>
+      </w:r>
+      <w:r>
+        <w:fldChar w:fldCharType="separate"/>
+      </w:r>
+      <w:r>
+        <w:t xml:space="preserve">Figure </w:t>
+      </w:r>
+      <w:r>
+        <w:rPr>
+          <w:noProof/>
+        </w:rPr>
+        <w:t>1</w:t>
+      </w:r>
+      <w:r>
+        <w:fldChar w:fldCharType="end"/>
+      </w:r>
+      <w:r>
+        <w:t>):</w:t>
+      </w:r>
+    </w:p>
+    <w:p>
+      <w:pPr>
+        <w:keepNext/>
+      </w:pPr>
+      <w:r>
+        <w:rPr>
+          <w:noProof/>
+          <w14:ligatures w14:val="standardContextual"/>
+        </w:rPr>
+        <w:drawing>
+          <wp:inline distT="0" distB="0" distL="0" distR="0" wp14:anchorId="1A8C1ED7" wp14:editId="2486A00E">
+            <wp:extent cx="5943600" cy="3725545"/>
+            <wp:effectExtent l="0" t="0" r="0" b="8255"/>
+            <wp:docPr id="398885054" name="Picture 1"/>
+            <wp:cNvGraphicFramePr>
+              <a:graphicFrameLocks xmlns:a="http://schemas.openxmlformats.org/drawingml/2006/main" noChangeAspect="1"/>
+            </wp:cNvGraphicFramePr>
+            <a:graphic xmlns:a="http://schemas.openxmlformats.org/drawingml/2006/main">
+              <a:graphicData uri="http://schemas.openxmlformats.org/drawingml/2006/picture">
+                <pic:pic xmlns:pic="http://schemas.openxmlformats.org/drawingml/2006/picture">
+                  <pic:nvPicPr>
+                    <pic:cNvPr id="398885054" name=""/>
+                    <pic:cNvPicPr/>
+                  </pic:nvPicPr>
+                  <pic:blipFill>
+                    <a:blip r:embed="rId6"/>
+                    <a:stretch>
+                      <a:fillRect/>
+                    </a:stretch>
+                  </pic:blipFill>
+                  <pic:spPr>
+                    <a:xfrm>
+                      <a:off x="0" y="0"/>
+                      <a:ext cx="5943600" cy="3725545"/>
+                    </a:xfrm>
+                    <a:prstGeom prst="rect">
+                      <a:avLst/>
+                    </a:prstGeom>
+                  </pic:spPr>
+                </pic:pic>
+              </a:graphicData>
+            </a:graphic>
+          </wp:inline>
+        </w:drawing>
+      </w:r>
+    </w:p>
+    <w:p>
+      <w:pPr>
+        <w:pStyle w:val="Caption"/>
+      </w:pPr>
+      <w:bookmarkStart w:id="0" w:name="_Ref223432275"/>
+      <w:r>
+        <w:t xml:space="preserve">Figure </w:t>
+      </w:r>
+      <w:r>
+        <w:fldChar w:fldCharType="begin"/>
+      </w:r>
+      <w:r>
+        <w:instrText xml:space="preserve"> SEQ Figure \* ARABIC </w:instrText>
+      </w:r>
+      <w:r>
+        <w:fldChar w:fldCharType="separate"/>
+      </w:r>
+      <w:r>
+        <w:rPr>
+          <w:noProof/>
+        </w:rPr>
+        <w:t>1</w:t>
+      </w:r>
+      <w:r>
+        <w:fldChar w:fldCharType="end"/>
+      </w:r>
+      <w:bookmarkEnd w:id="0"/>
+      <w:r>
+        <w:t xml:space="preserve"> - Zonal effort plug-in interface</w:t>
+      </w:r>
+      <w:r>
+        <w:t>, and where to find it in the EwE navigation tree.</w:t>
+      </w:r>
+    </w:p>
+    <w:p>
+      <w:r>
+        <w:t>The plug-in interface has three sections: zones, effort, and validation.</w:t>
+      </w:r>
+    </w:p>
+    <w:p>
+      <w:pPr>
+        <w:pStyle w:val="Heading2"/>
+      </w:pPr>
+      <w:r>
+        <w:t>Zones section</w:t>
+      </w:r>
+    </w:p>
+    <w:p>
+      <w:r>
+        <w:t>In the zones section users can partition the modelled area in zones. Zones have a number, and each cell with the same number is treated as belonging to the same zone.</w:t>
+      </w:r>
+    </w:p>
+    <w:p>
+      <w:r>
+        <w:t>To load a map, press the [Load Map] button and browse to an ASCII file with the zones map. The number of zones will be calculated, and the zone map will refresh in the Ecospace maps interface.</w:t>
+      </w:r>
+      <w:r>
+        <w:t xml:space="preserve"> </w:t>
+      </w:r>
+    </w:p>
+    <w:p>
+      <w:pPr>
+        <w:keepNext/>
+      </w:pPr>
+      <w:r>
+        <w:rPr>
+          <w:noProof/>
+          <w14:ligatures w14:val="standardContextual"/>
+        </w:rPr>
+        <w:lastRenderedPageBreak/>
+        <w:drawing>
+          <wp:inline distT="0" distB="0" distL="0" distR="0" wp14:anchorId="302FA092" wp14:editId="0CABC6EB">
+            <wp:extent cx="5943600" cy="3725545"/>
+            <wp:effectExtent l="0" t="0" r="0" b="8255"/>
+            <wp:docPr id="639502562" name="Picture 1"/>
+            <wp:cNvGraphicFramePr>
+              <a:graphicFrameLocks xmlns:a="http://schemas.openxmlformats.org/drawingml/2006/main" noChangeAspect="1"/>
+            </wp:cNvGraphicFramePr>
+            <a:graphic xmlns:a="http://schemas.openxmlformats.org/drawingml/2006/main">
+              <a:graphicData uri="http://schemas.openxmlformats.org/drawingml/2006/picture">
+                <pic:pic xmlns:pic="http://schemas.openxmlformats.org/drawingml/2006/picture">
+                  <pic:nvPicPr>
+                    <pic:cNvPr id="639502562" name=""/>
+                    <pic:cNvPicPr/>
+                  </pic:nvPicPr>
+                  <pic:blipFill>
+                    <a:blip r:embed="rId7"/>
+                    <a:stretch>
+                      <a:fillRect/>
+                    </a:stretch>
+                  </pic:blipFill>
+                  <pic:spPr>
+                    <a:xfrm>
+                      <a:off x="0" y="0"/>
+                      <a:ext cx="5943600" cy="3725545"/>
+                    </a:xfrm>
+                    <a:prstGeom prst="rect">
+                      <a:avLst/>
+                    </a:prstGeom>
+                  </pic:spPr>
+                </pic:pic>
+              </a:graphicData>
+            </a:graphic>
+          </wp:inline>
+        </w:drawing>
+      </w:r>
+    </w:p>
+    <w:p>
+      <w:pPr>
+        <w:pStyle w:val="Caption"/>
+      </w:pPr>
+      <w:r>
+        <w:t xml:space="preserve">Figure </w:t>
+      </w:r>
+      <w:r>
+        <w:fldChar w:fldCharType="begin"/>
+      </w:r>
+      <w:r>
+        <w:instrText xml:space="preserve"> SEQ Figure \* ARABIC </w:instrText>
+      </w:r>
+      <w:r>
+        <w:fldChar w:fldCharType="separate"/>
+      </w:r>
+      <w:r>
+        <w:rPr>
+          <w:noProof/>
+        </w:rPr>
+        <w:t>2</w:t>
+      </w:r>
+      <w:r>
+        <w:fldChar w:fldCharType="end"/>
+      </w:r>
+      <w:r>
+        <w:t xml:space="preserve"> - The Effort zones map in the Ecospace maps interface.</w:t>
+      </w:r>
+    </w:p>
+    <w:p>
+      <w:pPr>
+        <w:pStyle w:val="Heading2"/>
+      </w:pPr>
+      <w:r>
+        <w:t>Effort section</w:t>
+      </w:r>
+    </w:p>
+    <w:p>
+      <w:r>
+        <w:t>The effort file stipulates the effort that each zone will receive, per fleet, per time step</w:t>
+      </w:r>
+      <w:r>
+        <w:t>.</w:t>
+      </w:r>
+    </w:p>
+    <w:p>
+      <w:pPr>
+        <w:pStyle w:val="Heading3"/>
+      </w:pPr>
+      <w:r>
+        <w:t>Effort file</w:t>
+      </w:r>
+    </w:p>
+    <w:p>
+      <w:r>
+        <w:t>First, users select an Effort CSV file which is of the following format:</w:t>
+      </w:r>
+    </w:p>
+    <w:p>
+      <w:proofErr w:type="spellStart"/>
+      <w:r>
+        <w:t>Zone</w:t>
+      </w:r>
+      <w:r>
+        <w:t>No</w:t>
+      </w:r>
+      <w:proofErr w:type="spellEnd"/>
+      <w:r>
+        <w:t>,</w:t>
+      </w:r>
+      <w:r>
+        <w:t xml:space="preserve"> </w:t>
+      </w:r>
+      <w:proofErr w:type="spellStart"/>
+      <w:r>
+        <w:t>FleetNo</w:t>
+      </w:r>
+      <w:proofErr w:type="spellEnd"/>
+      <w:r>
+        <w:t>,</w:t>
+      </w:r>
+      <w:r>
+        <w:t xml:space="preserve"> [Year 1], [Year 2], … [Year n]</w:t>
+      </w:r>
+    </w:p>
+    <w:p>
+      <w:r>
+        <w:t>Where:</w:t>
+      </w:r>
+    </w:p>
+    <w:p>
+      <w:pPr>
+        <w:pStyle w:val="ListParagraph"/>
+        <w:numPr>
+          <w:ilvl w:val="0"/>
+          <w:numId w:val="11"/>
+        </w:numPr>
+      </w:pPr>
+      <w:proofErr w:type="spellStart"/>
+      <w:r>
+        <w:t>ZoneNo</w:t>
+      </w:r>
+      <w:proofErr w:type="spellEnd"/>
+      <w:r>
+        <w:t xml:space="preserve"> values correspond to the zone values in the Effort Zone </w:t>
+      </w:r>
+      <w:proofErr w:type="gramStart"/>
+      <w:r>
+        <w:t>map;</w:t>
+      </w:r>
+      <w:proofErr w:type="gramEnd"/>
+    </w:p>
+    <w:p>
+      <w:pPr>
+        <w:pStyle w:val="ListParagraph"/>
+        <w:numPr>
+          <w:ilvl w:val="0"/>
+          <w:numId w:val="11"/>
+        </w:numPr>
+      </w:pPr>
+      <w:proofErr w:type="spellStart"/>
+      <w:r>
+        <w:t>FleetNo</w:t>
+      </w:r>
+      <w:proofErr w:type="spellEnd"/>
+      <w:r>
+        <w:t xml:space="preserve"> values correspond to the one-based fleet numbers in EwE</w:t>
+      </w:r>
+    </w:p>
+    <w:p>
+      <w:pPr>
+        <w:pStyle w:val="ListParagraph"/>
+        <w:numPr>
+          <w:ilvl w:val="0"/>
+          <w:numId w:val="11"/>
+        </w:numPr>
+      </w:pPr>
+      <w:r>
+        <w:t>The Year headers are the absolute years for which to allocate the zonal effort</w:t>
+      </w:r>
+    </w:p>
+    <w:p>
+      <w:pPr>
+        <w:pStyle w:val="ListParagraph"/>
+        <w:numPr>
+          <w:ilvl w:val="0"/>
+          <w:numId w:val="11"/>
+        </w:numPr>
+      </w:pPr>
+      <w:r>
+        <w:t>The Year column values indicate which effort value to set for which zone, fleet and year</w:t>
+      </w:r>
+    </w:p>
+    <w:p>
+      <w:r>
+        <w:t>The Zone name is only used when writing out catch summaries (see section Validation, below)</w:t>
+      </w:r>
+    </w:p>
+    <w:p>
+      <w:pPr>
+        <w:pStyle w:val="Heading3"/>
+      </w:pPr>
+      <w:r>
+        <w:t>Enabling zonal effort</w:t>
+      </w:r>
+    </w:p>
+    <w:p>
+      <w:r>
+        <w:t xml:space="preserve">You can </w:t>
+      </w:r>
+      <w:r>
+        <w:t>enable or disable whether zonal effort is to be applied to Ecospace. A validation checkmark will indicate whether zones are defined</w:t>
+      </w:r>
+      <w:r>
+        <w:t>,</w:t>
+      </w:r>
+      <w:r>
+        <w:t xml:space="preserve"> and a zonal effort file are loaded. </w:t>
+      </w:r>
+    </w:p>
+    <w:p>
+      <w:r>
+        <w:t xml:space="preserve">Note that the user interface does not validate whether the </w:t>
+      </w:r>
+      <w:r>
+        <w:t>content of the Effort CSV file matches the EwE setup and the Effort zones map.</w:t>
+      </w:r>
+    </w:p>
+    <w:p>
+      <w:pPr>
+        <w:pStyle w:val="Heading3"/>
+      </w:pPr>
+      <w:r>
+        <w:lastRenderedPageBreak/>
+        <w:t>Normalization</w:t>
+      </w:r>
+    </w:p>
+    <w:p>
+      <w:r>
+        <w:t>The normalization option</w:t>
+      </w:r>
+      <w:r>
+        <w:t>, when enabled, will normalize the total effort per fleet across all zones for a given year. This ensures that the total Ecosim effort, at each time step, is proportionally allocated to the Effort zones.</w:t>
+      </w:r>
+    </w:p>
+    <w:p>
+      <w:r>
+        <w:t>If the normalization option is off, the absolute amount of effort is applied to the zones, multiplied by the Ecosim effort. It is advised to only use this option when all Ecosim effort is nominal (e.g., 1).</w:t>
+      </w:r>
+    </w:p>
+    <w:p>
+      <w:pPr>
+        <w:pStyle w:val="Heading3"/>
+      </w:pPr>
+      <w:r>
+        <w:t>Fishing cost threshold</w:t>
+      </w:r>
+    </w:p>
+    <w:p>
+      <w:r>
+        <w:t xml:space="preserve">Uses can </w:t>
+      </w:r>
+      <w:r>
+        <w:t>block fleets from fishing in cells where fishing costs are above a configurable threshold. This option was included to prevent fishing in cells with sea ice, but it is deprecated now sea ice concentrations can be driven as MPAs via the Spatial Temporal Framework.</w:t>
+      </w:r>
+    </w:p>
+    <w:p>
+      <w:pPr>
+        <w:pStyle w:val="Heading2"/>
+      </w:pPr>
+      <w:r>
+        <w:t>Validation</w:t>
+      </w:r>
+    </w:p>
+    <w:p>
+      <w:r>
+        <w:t>Here, users can have Ecospace write out time series to check whether Ecospace is behaving as expected. The output produced are:</w:t>
+      </w:r>
+    </w:p>
+    <w:p>
+      <w:pPr>
+        <w:pStyle w:val="ListParagraph"/>
+        <w:numPr>
+          <w:ilvl w:val="0"/>
+          <w:numId w:val="12"/>
+        </w:numPr>
+      </w:pPr>
+      <w:r>
+        <w:t>Zonal catches (per zone, per group, per year)</w:t>
+      </w:r>
+    </w:p>
+    <w:p>
+      <w:pPr>
+        <w:pStyle w:val="ListParagraph"/>
+        <w:numPr>
+          <w:ilvl w:val="0"/>
+          <w:numId w:val="12"/>
+        </w:numPr>
+      </w:pPr>
+      <w:r>
+        <w:t>Mortalities (total loss / mortalities; per group, per year)</w:t>
+      </w:r>
+    </w:p>
+    <w:p>
+      <w:pPr>
+        <w:pStyle w:val="ListParagraph"/>
+        <w:numPr>
+          <w:ilvl w:val="0"/>
+          <w:numId w:val="12"/>
+        </w:numPr>
+      </w:pPr>
+      <w:r>
+        <w:t>Total effort (per fleet, per year)</w:t>
+      </w:r>
+    </w:p>
+    <w:p>
+      <w:r>
+        <w:t>These validation time series were included for debugging and may offer limited use. The time series formats are planned to be superseded by proper Ecospace diagnostics and output data.</w:t>
+      </w:r>
+    </w:p>
+    <w:p/>
+    <w:p/>
+    <w:p/>
     <w:sectPr>
       <w:pgSz w:w="12240" w:h="15840"/>
       <w:pgMar w:top="1440" w:right="1440" w:bottom="1440" w:left="1440" w:header="720" w:footer="720" w:gutter="0"/>
@@ -585,6 +1058,119 @@
     </w:lvl>
   </w:abstractNum>
   <w:abstractNum w:abstractNumId="1" w15:restartNumberingAfterBreak="0">
+    <w:nsid w:val="0FFA2554"/>
+    <w:multiLevelType w:val="hybridMultilevel"/>
+    <w:tmpl w:val="9EDE5796"/>
+    <w:lvl w:ilvl="0" w:tplc="08090001">
+      <w:start w:val="1"/>
+      <w:numFmt w:val="bullet"/>
+      <w:lvlText w:val=""/>
+      <w:lvlJc w:val="left"/>
+      <w:pPr>
+        <w:ind w:left="720" w:hanging="360"/>
+      </w:pPr>
+      <w:rPr>
+        <w:rFonts w:ascii="Symbol" w:hAnsi="Symbol" w:hint="default"/>
+      </w:rPr>
+    </w:lvl>
+    <w:lvl w:ilvl="1" w:tplc="08090003" w:tentative="1">
+      <w:start w:val="1"/>
+      <w:numFmt w:val="bullet"/>
+      <w:lvlText w:val="o"/>
+      <w:lvlJc w:val="left"/>
+      <w:pPr>
+        <w:ind w:left="1440" w:hanging="360"/>
+      </w:pPr>
+      <w:rPr>
+        <w:rFonts w:ascii="Courier New" w:hAnsi="Courier New" w:cs="Courier New" w:hint="default"/>
+      </w:rPr>
+    </w:lvl>
+    <w:lvl w:ilvl="2" w:tplc="08090005" w:tentative="1">
+      <w:start w:val="1"/>
+      <w:numFmt w:val="bullet"/>
+      <w:lvlText w:val=""/>
+      <w:lvlJc w:val="left"/>
+      <w:pPr>
+        <w:ind w:left="2160" w:hanging="360"/>
+      </w:pPr>
+      <w:rPr>
+        <w:rFonts w:ascii="Wingdings" w:hAnsi="Wingdings" w:hint="default"/>
+      </w:rPr>
+    </w:lvl>
+    <w:lvl w:ilvl="3" w:tplc="08090001" w:tentative="1">
+      <w:start w:val="1"/>
+      <w:numFmt w:val="bullet"/>
+      <w:lvlText w:val=""/>
+      <w:lvlJc w:val="left"/>
+      <w:pPr>
+        <w:ind w:left="2880" w:hanging="360"/>
+      </w:pPr>
+      <w:rPr>
+        <w:rFonts w:ascii="Symbol" w:hAnsi="Symbol" w:hint="default"/>
+      </w:rPr>
+    </w:lvl>
+    <w:lvl w:ilvl="4" w:tplc="08090003" w:tentative="1">
+      <w:start w:val="1"/>
+      <w:numFmt w:val="bullet"/>
+      <w:lvlText w:val="o"/>
+      <w:lvlJc w:val="left"/>
+      <w:pPr>
+        <w:ind w:left="3600" w:hanging="360"/>
+      </w:pPr>
+      <w:rPr>
+        <w:rFonts w:ascii="Courier New" w:hAnsi="Courier New" w:cs="Courier New" w:hint="default"/>
+      </w:rPr>
+    </w:lvl>
+    <w:lvl w:ilvl="5" w:tplc="08090005" w:tentative="1">
+      <w:start w:val="1"/>
+      <w:numFmt w:val="bullet"/>
+      <w:lvlText w:val=""/>
+      <w:lvlJc w:val="left"/>
+      <w:pPr>
+        <w:ind w:left="4320" w:hanging="360"/>
+      </w:pPr>
+      <w:rPr>
+        <w:rFonts w:ascii="Wingdings" w:hAnsi="Wingdings" w:hint="default"/>
+      </w:rPr>
+    </w:lvl>
+    <w:lvl w:ilvl="6" w:tplc="08090001" w:tentative="1">
+      <w:start w:val="1"/>
+      <w:numFmt w:val="bullet"/>
+      <w:lvlText w:val=""/>
+      <w:lvlJc w:val="left"/>
+      <w:pPr>
+        <w:ind w:left="5040" w:hanging="360"/>
+      </w:pPr>
+      <w:rPr>
+        <w:rFonts w:ascii="Symbol" w:hAnsi="Symbol" w:hint="default"/>
+      </w:rPr>
+    </w:lvl>
+    <w:lvl w:ilvl="7" w:tplc="08090003" w:tentative="1">
+      <w:start w:val="1"/>
+      <w:numFmt w:val="bullet"/>
+      <w:lvlText w:val="o"/>
+      <w:lvlJc w:val="left"/>
+      <w:pPr>
+        <w:ind w:left="5760" w:hanging="360"/>
+      </w:pPr>
+      <w:rPr>
+        <w:rFonts w:ascii="Courier New" w:hAnsi="Courier New" w:cs="Courier New" w:hint="default"/>
+      </w:rPr>
+    </w:lvl>
+    <w:lvl w:ilvl="8" w:tplc="08090005" w:tentative="1">
+      <w:start w:val="1"/>
+      <w:numFmt w:val="bullet"/>
+      <w:lvlText w:val=""/>
+      <w:lvlJc w:val="left"/>
+      <w:pPr>
+        <w:ind w:left="6480" w:hanging="360"/>
+      </w:pPr>
+      <w:rPr>
+        <w:rFonts w:ascii="Wingdings" w:hAnsi="Wingdings" w:hint="default"/>
+      </w:rPr>
+    </w:lvl>
+  </w:abstractNum>
+  <w:abstractNum w:abstractNumId="2" w15:restartNumberingAfterBreak="0">
     <w:nsid w:val="131A0FCA"/>
     <w:multiLevelType w:val="multilevel"/>
     <w:tmpl w:val="F912E3A6"/>
@@ -733,7 +1319,7 @@
       </w:rPr>
     </w:lvl>
   </w:abstractNum>
-  <w:abstractNum w:abstractNumId="2" w15:restartNumberingAfterBreak="0">
+  <w:abstractNum w:abstractNumId="3" w15:restartNumberingAfterBreak="0">
     <w:nsid w:val="2B38403D"/>
     <w:multiLevelType w:val="hybridMultilevel"/>
     <w:tmpl w:val="6B12F300"/>
@@ -846,7 +1432,7 @@
       </w:rPr>
     </w:lvl>
   </w:abstractNum>
-  <w:abstractNum w:abstractNumId="3" w15:restartNumberingAfterBreak="0">
+  <w:abstractNum w:abstractNumId="4" w15:restartNumberingAfterBreak="0">
     <w:nsid w:val="312B790A"/>
     <w:multiLevelType w:val="hybridMultilevel"/>
     <w:tmpl w:val="920C3F86"/>
@@ -959,7 +1545,7 @@
       </w:rPr>
     </w:lvl>
   </w:abstractNum>
-  <w:abstractNum w:abstractNumId="4" w15:restartNumberingAfterBreak="0">
+  <w:abstractNum w:abstractNumId="5" w15:restartNumberingAfterBreak="0">
     <w:nsid w:val="3DFB098F"/>
     <w:multiLevelType w:val="multilevel"/>
     <w:tmpl w:val="ADD42B5A"/>
@@ -1072,7 +1658,7 @@
       </w:pPr>
     </w:lvl>
   </w:abstractNum>
-  <w:abstractNum w:abstractNumId="5" w15:restartNumberingAfterBreak="0">
+  <w:abstractNum w:abstractNumId="6" w15:restartNumberingAfterBreak="0">
     <w:nsid w:val="3F7A7A4B"/>
     <w:multiLevelType w:val="multilevel"/>
     <w:tmpl w:val="E6C00810"/>
@@ -1221,7 +1807,7 @@
       </w:rPr>
     </w:lvl>
   </w:abstractNum>
-  <w:abstractNum w:abstractNumId="6" w15:restartNumberingAfterBreak="0">
+  <w:abstractNum w:abstractNumId="7" w15:restartNumberingAfterBreak="0">
     <w:nsid w:val="419814A8"/>
     <w:multiLevelType w:val="hybridMultilevel"/>
     <w:tmpl w:val="4BF0AF52"/>
@@ -1334,7 +1920,120 @@
       </w:rPr>
     </w:lvl>
   </w:abstractNum>
-  <w:abstractNum w:abstractNumId="7" w15:restartNumberingAfterBreak="0">
+  <w:abstractNum w:abstractNumId="8" w15:restartNumberingAfterBreak="0">
+    <w:nsid w:val="41E65D41"/>
+    <w:multiLevelType w:val="hybridMultilevel"/>
+    <w:tmpl w:val="B09850F0"/>
+    <w:lvl w:ilvl="0" w:tplc="08090001">
+      <w:start w:val="1"/>
+      <w:numFmt w:val="bullet"/>
+      <w:lvlText w:val=""/>
+      <w:lvlJc w:val="left"/>
+      <w:pPr>
+        <w:ind w:left="720" w:hanging="360"/>
+      </w:pPr>
+      <w:rPr>
+        <w:rFonts w:ascii="Symbol" w:hAnsi="Symbol" w:hint="default"/>
+      </w:rPr>
+    </w:lvl>
+    <w:lvl w:ilvl="1" w:tplc="08090003" w:tentative="1">
+      <w:start w:val="1"/>
+      <w:numFmt w:val="bullet"/>
+      <w:lvlText w:val="o"/>
+      <w:lvlJc w:val="left"/>
+      <w:pPr>
+        <w:ind w:left="1440" w:hanging="360"/>
+      </w:pPr>
+      <w:rPr>
+        <w:rFonts w:ascii="Courier New" w:hAnsi="Courier New" w:cs="Courier New" w:hint="default"/>
+      </w:rPr>
+    </w:lvl>
+    <w:lvl w:ilvl="2" w:tplc="08090005" w:tentative="1">
+      <w:start w:val="1"/>
+      <w:numFmt w:val="bullet"/>
+      <w:lvlText w:val=""/>
+      <w:lvlJc w:val="left"/>
+      <w:pPr>
+        <w:ind w:left="2160" w:hanging="360"/>
+      </w:pPr>
+      <w:rPr>
+        <w:rFonts w:ascii="Wingdings" w:hAnsi="Wingdings" w:hint="default"/>
+      </w:rPr>
+    </w:lvl>
+    <w:lvl w:ilvl="3" w:tplc="08090001" w:tentative="1">
+      <w:start w:val="1"/>
+      <w:numFmt w:val="bullet"/>
+      <w:lvlText w:val=""/>
+      <w:lvlJc w:val="left"/>
+      <w:pPr>
+        <w:ind w:left="2880" w:hanging="360"/>
+      </w:pPr>
+      <w:rPr>
+        <w:rFonts w:ascii="Symbol" w:hAnsi="Symbol" w:hint="default"/>
+      </w:rPr>
+    </w:lvl>
+    <w:lvl w:ilvl="4" w:tplc="08090003" w:tentative="1">
+      <w:start w:val="1"/>
+      <w:numFmt w:val="bullet"/>
+      <w:lvlText w:val="o"/>
+      <w:lvlJc w:val="left"/>
+      <w:pPr>
+        <w:ind w:left="3600" w:hanging="360"/>
+      </w:pPr>
+      <w:rPr>
+        <w:rFonts w:ascii="Courier New" w:hAnsi="Courier New" w:cs="Courier New" w:hint="default"/>
+      </w:rPr>
+    </w:lvl>
+    <w:lvl w:ilvl="5" w:tplc="08090005" w:tentative="1">
+      <w:start w:val="1"/>
+      <w:numFmt w:val="bullet"/>
+      <w:lvlText w:val=""/>
+      <w:lvlJc w:val="left"/>
+      <w:pPr>
+        <w:ind w:left="4320" w:hanging="360"/>
+      </w:pPr>
+      <w:rPr>
+        <w:rFonts w:ascii="Wingdings" w:hAnsi="Wingdings" w:hint="default"/>
+      </w:rPr>
+    </w:lvl>
+    <w:lvl w:ilvl="6" w:tplc="08090001" w:tentative="1">
+      <w:start w:val="1"/>
+      <w:numFmt w:val="bullet"/>
+      <w:lvlText w:val=""/>
+      <w:lvlJc w:val="left"/>
+      <w:pPr>
+        <w:ind w:left="5040" w:hanging="360"/>
+      </w:pPr>
+      <w:rPr>
+        <w:rFonts w:ascii="Symbol" w:hAnsi="Symbol" w:hint="default"/>
+      </w:rPr>
+    </w:lvl>
+    <w:lvl w:ilvl="7" w:tplc="08090003" w:tentative="1">
+      <w:start w:val="1"/>
+      <w:numFmt w:val="bullet"/>
+      <w:lvlText w:val="o"/>
+      <w:lvlJc w:val="left"/>
+      <w:pPr>
+        <w:ind w:left="5760" w:hanging="360"/>
+      </w:pPr>
+      <w:rPr>
+        <w:rFonts w:ascii="Courier New" w:hAnsi="Courier New" w:cs="Courier New" w:hint="default"/>
+      </w:rPr>
+    </w:lvl>
+    <w:lvl w:ilvl="8" w:tplc="08090005" w:tentative="1">
+      <w:start w:val="1"/>
+      <w:numFmt w:val="bullet"/>
+      <w:lvlText w:val=""/>
+      <w:lvlJc w:val="left"/>
+      <w:pPr>
+        <w:ind w:left="6480" w:hanging="360"/>
+      </w:pPr>
+      <w:rPr>
+        <w:rFonts w:ascii="Wingdings" w:hAnsi="Wingdings" w:hint="default"/>
+      </w:rPr>
+    </w:lvl>
+  </w:abstractNum>
+  <w:abstractNum w:abstractNumId="9" w15:restartNumberingAfterBreak="0">
     <w:nsid w:val="450F0171"/>
     <w:multiLevelType w:val="multilevel"/>
     <w:tmpl w:val="EB3E394C"/>
@@ -1483,7 +2182,120 @@
       </w:rPr>
     </w:lvl>
   </w:abstractNum>
-  <w:abstractNum w:abstractNumId="8" w15:restartNumberingAfterBreak="0">
+  <w:abstractNum w:abstractNumId="10" w15:restartNumberingAfterBreak="0">
+    <w:nsid w:val="548D5BE1"/>
+    <w:multiLevelType w:val="hybridMultilevel"/>
+    <w:tmpl w:val="40D6CFA8"/>
+    <w:lvl w:ilvl="0" w:tplc="08090001">
+      <w:start w:val="1"/>
+      <w:numFmt w:val="bullet"/>
+      <w:lvlText w:val=""/>
+      <w:lvlJc w:val="left"/>
+      <w:pPr>
+        <w:ind w:left="720" w:hanging="360"/>
+      </w:pPr>
+      <w:rPr>
+        <w:rFonts w:ascii="Symbol" w:hAnsi="Symbol" w:hint="default"/>
+      </w:rPr>
+    </w:lvl>
+    <w:lvl w:ilvl="1" w:tplc="08090003" w:tentative="1">
+      <w:start w:val="1"/>
+      <w:numFmt w:val="bullet"/>
+      <w:lvlText w:val="o"/>
+      <w:lvlJc w:val="left"/>
+      <w:pPr>
+        <w:ind w:left="1440" w:hanging="360"/>
+      </w:pPr>
+      <w:rPr>
+        <w:rFonts w:ascii="Courier New" w:hAnsi="Courier New" w:cs="Courier New" w:hint="default"/>
+      </w:rPr>
+    </w:lvl>
+    <w:lvl w:ilvl="2" w:tplc="08090005" w:tentative="1">
+      <w:start w:val="1"/>
+      <w:numFmt w:val="bullet"/>
+      <w:lvlText w:val=""/>
+      <w:lvlJc w:val="left"/>
+      <w:pPr>
+        <w:ind w:left="2160" w:hanging="360"/>
+      </w:pPr>
+      <w:rPr>
+        <w:rFonts w:ascii="Wingdings" w:hAnsi="Wingdings" w:hint="default"/>
+      </w:rPr>
+    </w:lvl>
+    <w:lvl w:ilvl="3" w:tplc="08090001" w:tentative="1">
+      <w:start w:val="1"/>
+      <w:numFmt w:val="bullet"/>
+      <w:lvlText w:val=""/>
+      <w:lvlJc w:val="left"/>
+      <w:pPr>
+        <w:ind w:left="2880" w:hanging="360"/>
+      </w:pPr>
+      <w:rPr>
+        <w:rFonts w:ascii="Symbol" w:hAnsi="Symbol" w:hint="default"/>
+      </w:rPr>
+    </w:lvl>
+    <w:lvl w:ilvl="4" w:tplc="08090003" w:tentative="1">
+      <w:start w:val="1"/>
+      <w:numFmt w:val="bullet"/>
+      <w:lvlText w:val="o"/>
+      <w:lvlJc w:val="left"/>
+      <w:pPr>
+        <w:ind w:left="3600" w:hanging="360"/>
+      </w:pPr>
+      <w:rPr>
+        <w:rFonts w:ascii="Courier New" w:hAnsi="Courier New" w:cs="Courier New" w:hint="default"/>
+      </w:rPr>
+    </w:lvl>
+    <w:lvl w:ilvl="5" w:tplc="08090005" w:tentative="1">
+      <w:start w:val="1"/>
+      <w:numFmt w:val="bullet"/>
+      <w:lvlText w:val=""/>
+      <w:lvlJc w:val="left"/>
+      <w:pPr>
+        <w:ind w:left="4320" w:hanging="360"/>
+      </w:pPr>
+      <w:rPr>
+        <w:rFonts w:ascii="Wingdings" w:hAnsi="Wingdings" w:hint="default"/>
+      </w:rPr>
+    </w:lvl>
+    <w:lvl w:ilvl="6" w:tplc="08090001" w:tentative="1">
+      <w:start w:val="1"/>
+      <w:numFmt w:val="bullet"/>
+      <w:lvlText w:val=""/>
+      <w:lvlJc w:val="left"/>
+      <w:pPr>
+        <w:ind w:left="5040" w:hanging="360"/>
+      </w:pPr>
+      <w:rPr>
+        <w:rFonts w:ascii="Symbol" w:hAnsi="Symbol" w:hint="default"/>
+      </w:rPr>
+    </w:lvl>
+    <w:lvl w:ilvl="7" w:tplc="08090003" w:tentative="1">
+      <w:start w:val="1"/>
+      <w:numFmt w:val="bullet"/>
+      <w:lvlText w:val="o"/>
+      <w:lvlJc w:val="left"/>
+      <w:pPr>
+        <w:ind w:left="5760" w:hanging="360"/>
+      </w:pPr>
+      <w:rPr>
+        <w:rFonts w:ascii="Courier New" w:hAnsi="Courier New" w:cs="Courier New" w:hint="default"/>
+      </w:rPr>
+    </w:lvl>
+    <w:lvl w:ilvl="8" w:tplc="08090005" w:tentative="1">
+      <w:start w:val="1"/>
+      <w:numFmt w:val="bullet"/>
+      <w:lvlText w:val=""/>
+      <w:lvlJc w:val="left"/>
+      <w:pPr>
+        <w:ind w:left="6480" w:hanging="360"/>
+      </w:pPr>
+      <w:rPr>
+        <w:rFonts w:ascii="Wingdings" w:hAnsi="Wingdings" w:hint="default"/>
+      </w:rPr>
+    </w:lvl>
+  </w:abstractNum>
+  <w:abstractNum w:abstractNumId="11" w15:restartNumberingAfterBreak="0">
     <w:nsid w:val="5FEC2A3A"/>
     <w:multiLevelType w:val="multilevel"/>
     <w:tmpl w:val="39F87214"/>
@@ -1632,32 +2444,157 @@
       </w:rPr>
     </w:lvl>
   </w:abstractNum>
+  <w:abstractNum w:abstractNumId="12" w15:restartNumberingAfterBreak="0">
+    <w:nsid w:val="6ABA22DA"/>
+    <w:multiLevelType w:val="hybridMultilevel"/>
+    <w:tmpl w:val="99920F52"/>
+    <w:lvl w:ilvl="0" w:tplc="08090001">
+      <w:start w:val="1"/>
+      <w:numFmt w:val="bullet"/>
+      <w:lvlText w:val=""/>
+      <w:lvlJc w:val="left"/>
+      <w:pPr>
+        <w:ind w:left="720" w:hanging="360"/>
+      </w:pPr>
+      <w:rPr>
+        <w:rFonts w:ascii="Symbol" w:hAnsi="Symbol" w:hint="default"/>
+      </w:rPr>
+    </w:lvl>
+    <w:lvl w:ilvl="1" w:tplc="08090003">
+      <w:start w:val="1"/>
+      <w:numFmt w:val="bullet"/>
+      <w:lvlText w:val="o"/>
+      <w:lvlJc w:val="left"/>
+      <w:pPr>
+        <w:ind w:left="1440" w:hanging="360"/>
+      </w:pPr>
+      <w:rPr>
+        <w:rFonts w:ascii="Courier New" w:hAnsi="Courier New" w:cs="Courier New" w:hint="default"/>
+      </w:rPr>
+    </w:lvl>
+    <w:lvl w:ilvl="2" w:tplc="08090005" w:tentative="1">
+      <w:start w:val="1"/>
+      <w:numFmt w:val="bullet"/>
+      <w:lvlText w:val=""/>
+      <w:lvlJc w:val="left"/>
+      <w:pPr>
+        <w:ind w:left="2160" w:hanging="360"/>
+      </w:pPr>
+      <w:rPr>
+        <w:rFonts w:ascii="Wingdings" w:hAnsi="Wingdings" w:hint="default"/>
+      </w:rPr>
+    </w:lvl>
+    <w:lvl w:ilvl="3" w:tplc="08090001" w:tentative="1">
+      <w:start w:val="1"/>
+      <w:numFmt w:val="bullet"/>
+      <w:lvlText w:val=""/>
+      <w:lvlJc w:val="left"/>
+      <w:pPr>
+        <w:ind w:left="2880" w:hanging="360"/>
+      </w:pPr>
+      <w:rPr>
+        <w:rFonts w:ascii="Symbol" w:hAnsi="Symbol" w:hint="default"/>
+      </w:rPr>
+    </w:lvl>
+    <w:lvl w:ilvl="4" w:tplc="08090003" w:tentative="1">
+      <w:start w:val="1"/>
+      <w:numFmt w:val="bullet"/>
+      <w:lvlText w:val="o"/>
+      <w:lvlJc w:val="left"/>
+      <w:pPr>
+        <w:ind w:left="3600" w:hanging="360"/>
+      </w:pPr>
+      <w:rPr>
+        <w:rFonts w:ascii="Courier New" w:hAnsi="Courier New" w:cs="Courier New" w:hint="default"/>
+      </w:rPr>
+    </w:lvl>
+    <w:lvl w:ilvl="5" w:tplc="08090005" w:tentative="1">
+      <w:start w:val="1"/>
+      <w:numFmt w:val="bullet"/>
+      <w:lvlText w:val=""/>
+      <w:lvlJc w:val="left"/>
+      <w:pPr>
+        <w:ind w:left="4320" w:hanging="360"/>
+      </w:pPr>
+      <w:rPr>
+        <w:rFonts w:ascii="Wingdings" w:hAnsi="Wingdings" w:hint="default"/>
+      </w:rPr>
+    </w:lvl>
+    <w:lvl w:ilvl="6" w:tplc="08090001" w:tentative="1">
+      <w:start w:val="1"/>
+      <w:numFmt w:val="bullet"/>
+      <w:lvlText w:val=""/>
+      <w:lvlJc w:val="left"/>
+      <w:pPr>
+        <w:ind w:left="5040" w:hanging="360"/>
+      </w:pPr>
+      <w:rPr>
+        <w:rFonts w:ascii="Symbol" w:hAnsi="Symbol" w:hint="default"/>
+      </w:rPr>
+    </w:lvl>
+    <w:lvl w:ilvl="7" w:tplc="08090003" w:tentative="1">
+      <w:start w:val="1"/>
+      <w:numFmt w:val="bullet"/>
+      <w:lvlText w:val="o"/>
+      <w:lvlJc w:val="left"/>
+      <w:pPr>
+        <w:ind w:left="5760" w:hanging="360"/>
+      </w:pPr>
+      <w:rPr>
+        <w:rFonts w:ascii="Courier New" w:hAnsi="Courier New" w:cs="Courier New" w:hint="default"/>
+      </w:rPr>
+    </w:lvl>
+    <w:lvl w:ilvl="8" w:tplc="08090005" w:tentative="1">
+      <w:start w:val="1"/>
+      <w:numFmt w:val="bullet"/>
+      <w:lvlText w:val=""/>
+      <w:lvlJc w:val="left"/>
+      <w:pPr>
+        <w:ind w:left="6480" w:hanging="360"/>
+      </w:pPr>
+      <w:rPr>
+        <w:rFonts w:ascii="Wingdings" w:hAnsi="Wingdings" w:hint="default"/>
+      </w:rPr>
+    </w:lvl>
+  </w:abstractNum>
   <w:num w:numId="1" w16cid:durableId="1146624721">
+    <w:abstractNumId w:val="7"/>
+  </w:num>
+  <w:num w:numId="2" w16cid:durableId="962342384">
+    <w:abstractNumId w:val="5"/>
+  </w:num>
+  <w:num w:numId="3" w16cid:durableId="1575235962">
     <w:abstractNumId w:val="6"/>
   </w:num>
-  <w:num w:numId="2" w16cid:durableId="962342384">
-    <w:abstractNumId w:val="4"/>
-  </w:num>
-  <w:num w:numId="3" w16cid:durableId="1575235962">
-    <w:abstractNumId w:val="5"/>
-  </w:num>
   <w:num w:numId="4" w16cid:durableId="1891066723">
-    <w:abstractNumId w:val="8"/>
+    <w:abstractNumId w:val="11"/>
   </w:num>
   <w:num w:numId="5" w16cid:durableId="2103527420">
-    <w:abstractNumId w:val="1"/>
+    <w:abstractNumId w:val="2"/>
   </w:num>
   <w:num w:numId="6" w16cid:durableId="866871477">
-    <w:abstractNumId w:val="7"/>
+    <w:abstractNumId w:val="9"/>
   </w:num>
   <w:num w:numId="7" w16cid:durableId="1490830224">
-    <w:abstractNumId w:val="3"/>
+    <w:abstractNumId w:val="4"/>
   </w:num>
   <w:num w:numId="8" w16cid:durableId="311524136">
     <w:abstractNumId w:val="0"/>
   </w:num>
   <w:num w:numId="9" w16cid:durableId="1846280405">
-    <w:abstractNumId w:val="2"/>
+    <w:abstractNumId w:val="3"/>
+  </w:num>
+  <w:num w:numId="10" w16cid:durableId="1067848797">
+    <w:abstractNumId w:val="12"/>
+  </w:num>
+  <w:num w:numId="11" w16cid:durableId="27025392">
+    <w:abstractNumId w:val="8"/>
+  </w:num>
+  <w:num w:numId="12" w16cid:durableId="653218337">
+    <w:abstractNumId w:val="1"/>
+  </w:num>
+  <w:num w:numId="13" w16cid:durableId="1656565447">
+    <w:abstractNumId w:val="10"/>
   </w:num>
 </w:numbering>
 </file>
@@ -2120,7 +3057,7 @@
     <w:uiPriority w:val="9"/>
     <w:unhideWhenUsed/>
     <w:qFormat/>
-    <w:rsid w:val="00CE7505"/>
+    <w:rsid w:val="006C0F3F"/>
     <w:pPr>
       <w:keepNext/>
       <w:keepLines/>
@@ -2129,9 +3066,10 @@
     </w:pPr>
     <w:rPr>
       <w:rFonts w:eastAsiaTheme="majorEastAsia" w:cstheme="majorBidi"/>
-      <w:color w:val="0F4761" w:themeColor="accent1" w:themeShade="BF"/>
-      <w:sz w:val="28"/>
+      <w:color w:val="000000" w:themeColor="text1"/>
+      <w:sz w:val="24"/>
       <w:szCs w:val="28"/>
+      <w:u w:val="single"/>
     </w:rPr>
   </w:style>
   <w:style w:type="paragraph" w:styleId="Heading4">
@@ -2325,13 +3263,16 @@
     <w:basedOn w:val="DefaultParagraphFont"/>
     <w:link w:val="Heading3"/>
     <w:uiPriority w:val="9"/>
-    <w:rsid w:val="00CE7505"/>
+    <w:rsid w:val="006C0F3F"/>
     <w:rPr>
       <w:rFonts w:eastAsiaTheme="majorEastAsia" w:cstheme="majorBidi"/>
-      <w:color w:val="0F4761" w:themeColor="accent1" w:themeShade="BF"/>
-      <w:sz w:val="28"/>
+      <w:color w:val="000000" w:themeColor="text1"/>
+      <w:kern w:val="0"/>
+      <w:sz w:val="24"/>
       <w:szCs w:val="28"/>
+      <w:u w:val="single"/>
       <w:lang w:val="en-GB"/>
+      <w14:ligatures w14:val="none"/>
     </w:rPr>
   </w:style>
   <w:style w:type="character" w:customStyle="1" w:styleId="Heading4Char">
@@ -2605,6 +3546,25 @@
       <w:kern w:val="0"/>
       <w:lang w:val="en-GB"/>
       <w14:ligatures w14:val="none"/>
+    </w:rPr>
+  </w:style>
+  <w:style w:type="paragraph" w:styleId="Caption">
+    <w:name w:val="caption"/>
+    <w:basedOn w:val="Normal"/>
+    <w:next w:val="Normal"/>
+    <w:uiPriority w:val="35"/>
+    <w:unhideWhenUsed/>
+    <w:qFormat/>
+    <w:rsid w:val="00C513F1"/>
+    <w:pPr>
+      <w:spacing w:after="200" w:line="240" w:lineRule="auto"/>
+    </w:pPr>
+    <w:rPr>
+      <w:i/>
+      <w:iCs/>
+      <w:color w:val="0E2841" w:themeColor="text2"/>
+      <w:sz w:val="18"/>
+      <w:szCs w:val="18"/>
     </w:rPr>
   </w:style>
 </w:styles>
@@ -2903,4 +3863,16 @@
     </a:ext>
   </a:extLst>
 </a:theme>
+</file>
+
+<file path=customXml/item1.xml><?xml version="1.0" encoding="utf-8"?>
+<b:Sources xmlns:b="http://schemas.openxmlformats.org/officeDocument/2006/bibliography" xmlns="http://schemas.openxmlformats.org/officeDocument/2006/bibliography" SelectedStyle="\APASixthEditionOfficeOnline.xsl" StyleName="APA" Version="6"/>
+</file>
+
+<file path=customXml/itemProps1.xml><?xml version="1.0" encoding="utf-8"?>
+<ds:datastoreItem xmlns:ds="http://schemas.openxmlformats.org/officeDocument/2006/customXml" ds:itemID="{BD6AA7BD-9B0C-44FD-99FD-0D1EFF76911C}">
+  <ds:schemaRefs>
+    <ds:schemaRef ds:uri="http://schemas.openxmlformats.org/officeDocument/2006/bibliography"/>
+  </ds:schemaRefs>
+</ds:datastoreItem>
 </file>